--- a/public/pdfs/decreto-unificado-rota-b.docx
+++ b/public/pdfs/decreto-unificado-rota-b.docx
@@ -173,6 +173,174 @@
     </w:p>
     <w:p>
       <w:pPr>
+        <w:ind w:left="709" w:hanging="283"/>
+        <w:spacing w:before="0" w:after="100" w:line="276" w:lineRule="auto"/>
+      </w:pPr>
+      <w:r>
+        <w:rPr>
+          <w:sz w:val="24"/>
+        </w:rPr>
+        <w:t>o disposto no art. 218 da Constituição Federal, que determina ao Estado o dever de promover e incentivar o desenvolvimento científico, a pesquisa, a capacitação científica e tecnológica e a inovação;</w:t>
+      </w:r>
+    </w:p>
+    <w:p>
+      <w:pPr>
+        <w:ind w:left="709" w:hanging="283"/>
+        <w:spacing w:before="0" w:after="100" w:line="276" w:lineRule="auto"/>
+      </w:pPr>
+      <w:r>
+        <w:rPr>
+          <w:sz w:val="24"/>
+        </w:rPr>
+        <w:t>a competência municipal para legislar sobre assuntos de interesse local e suplementar a legislação federal e estadual no que couber, bem como para promover o adequado ordenamento e desenvolvimento local, nos termos do art. 30, I e II, da Constituição Federal, no contexto do arcabouço federativo de ciência, tecnologia e inovação estabelecido no art. 24, IX, da Constituição Federal;</w:t>
+      </w:r>
+    </w:p>
+    <w:p>
+      <w:pPr>
+        <w:ind w:left="709" w:hanging="283"/>
+        <w:spacing w:before="0" w:after="100" w:line="276" w:lineRule="auto"/>
+      </w:pPr>
+      <w:r>
+        <w:rPr>
+          <w:sz w:val="24"/>
+        </w:rPr>
+        <w:t>o alinhamento desta política local com as diretrizes gerais de estímulo à inovação vigentes na ordem jurídica brasileira, preservada a autonomia municipal na definição de seus instrumentos e mecanismos de execução, em especial o Marco Legal de Ciência, Tecnologia e Inovação — Lei Federal nº 10.973, de 2 de dezembro de 2004, com redação dada pela Lei Federal nº 13.243, de 11 de janeiro de 2016 —, que disciplina os instrumentos de fomento à inovação na ordem jurídica nacional, aplicável supletivamente aos programas municipais de CT&amp;I;</w:t>
+      </w:r>
+    </w:p>
+    <w:p>
+      <w:pPr>
+        <w:ind w:left="709" w:hanging="283"/>
+        <w:spacing w:before="0" w:after="100" w:line="276" w:lineRule="auto"/>
+      </w:pPr>
+      <w:r>
+        <w:rPr>
+          <w:sz w:val="24"/>
+        </w:rPr>
+        <w:t>a Lei Municipal nº 7.170, de 19 de dezembro de 2011, que dispõe sobre incentivos à inovação e à pesquisa científica e tecnológica no Município de Joinville, notadamente o disposto em seus arts. 10 (autorização de criação do FIT/Jlle), 13 (formas de concessão de recursos do FIT/Jlle, incluindo subvenção econômica, bolsas, auxílio-pesquisa e participação societária) e 19, §1º (apoio financeiro por subvenção econômica, financiamento ou participação societária, efetuado com recursos do FIT/Jlle), cuja regulamentação integral constitui obrigação do Poder Executivo;</w:t>
+      </w:r>
+    </w:p>
+    <w:p>
+      <w:pPr>
+        <w:ind w:left="709" w:hanging="283"/>
+        <w:spacing w:before="0" w:after="100" w:line="276" w:lineRule="auto"/>
+      </w:pPr>
+      <w:r>
+        <w:rPr>
+          <w:sz w:val="24"/>
+        </w:rPr>
+        <w:t>a Lei Municipal nº 7.190, de 21 de março de 2012, atualmente regido pela Lei Municipal nº 9.538, de 15 de dezembro de 2023, que institui o Conselho Municipal de Ciência, Tecnologia e Inovação (COMCITI), órgão consultivo da política municipal de CT&amp;I, cujo funcionamento interno é disciplinado por Regimento Interno próprio;</w:t>
+      </w:r>
+    </w:p>
+    <w:p>
+      <w:pPr>
+        <w:ind w:left="709" w:hanging="283"/>
+        <w:spacing w:before="0" w:after="100" w:line="276" w:lineRule="auto"/>
+      </w:pPr>
+      <w:r>
+        <w:rPr>
+          <w:sz w:val="24"/>
+        </w:rPr>
+        <w:t>a vocação tecnológica e industrial do Município de Joinville e a importância estratégica da inovação como vetor de desenvolvimento econômico, de geração de emprego qualificado e de diversificação da base produtiva local;</w:t>
+      </w:r>
+    </w:p>
+    <w:p>
+      <w:pPr>
+        <w:ind w:left="709" w:hanging="283"/>
+        <w:spacing w:before="0" w:after="100" w:line="276" w:lineRule="auto"/>
+      </w:pPr>
+      <w:r>
+        <w:rPr>
+          <w:sz w:val="24"/>
+        </w:rPr>
+        <w:t>a necessidade de conferir operacionalidade à política municipal de inovação, mediante instrumento regulamentar que defina proponentes, critérios, governança, fluxo financeiro, prestação de contas, sanções e indicadores de impacto;</w:t>
+      </w:r>
+    </w:p>
+    <w:p>
+      <w:pPr>
+        <w:ind w:left="709" w:hanging="283"/>
+        <w:spacing w:before="0" w:after="100" w:line="276" w:lineRule="auto"/>
+      </w:pPr>
+      <w:r>
+        <w:rPr>
+          <w:sz w:val="24"/>
+        </w:rPr>
+        <w:t>a observância do art. 14 da Lei Complementar nº 101, de 2000 (Lei de Responsabilidade Fiscal), quanto aos requisitos aplicáveis a eventual renúncia de receita, quando aplicável, com a redação atualizada pela Lei Complementar nº 224, de 2025, que introduziu, entre outras providências, a exigência de metas de desempenho objetivas e quantificáveis e a avaliação periódica de resultados, observadas no Capítulo VIII deste Decreto (indicadores de impacto);</w:t>
+      </w:r>
+    </w:p>
+    <w:p>
+      <w:pPr>
+        <w:ind w:left="709" w:hanging="283"/>
+        <w:spacing w:before="0" w:after="100" w:line="276" w:lineRule="auto"/>
+      </w:pPr>
+      <w:r>
+        <w:rPr>
+          <w:sz w:val="24"/>
+        </w:rPr>
+        <w:t>a compatibilidade do objeto deste Decreto com a Lei de Diretrizes Orçamentárias e a Lei Orçamentária Anual vigentes do Município de Joinville, nos termos do art. 16 da Lei Complementar nº 101, de 2000;</w:t>
+      </w:r>
+    </w:p>
+    <w:p>
+      <w:pPr>
+        <w:ind w:left="709" w:hanging="283"/>
+        <w:spacing w:before="0" w:after="100" w:line="276" w:lineRule="auto"/>
+      </w:pPr>
+      <w:r>
+        <w:rPr>
+          <w:sz w:val="24"/>
+        </w:rPr>
+        <w:t>a autorização legal específica conferida pela Lei Complementar Municipal nº ___, de ___ de ___ de 2026, que institui o mecanismo de incentivo fiscal por redirecionamento de ISSQN e IPTU a projetos de inovação aprovados, observados os princípios da reserva legal tributária (CF art. 150, §6º), da legalidade tributária estrita e da transparência fiscal;</w:t>
+      </w:r>
+    </w:p>
+    <w:p>
+      <w:pPr>
+        <w:ind w:left="709" w:hanging="283"/>
+        <w:spacing w:before="0" w:after="100" w:line="276" w:lineRule="auto"/>
+      </w:pPr>
+      <w:r>
+        <w:rPr>
+          <w:sz w:val="24"/>
+        </w:rPr>
+        <w:t>o processo de reforma tributária em curso, instituído pela Emenda Constitucional nº 132, de 2023 e pela Lei Complementar nº 214, de 2025, e a necessidade de preservar a efetividade do Programa diante de eventual alteração substancial da materialidade do ISSQN e do IPTU, mediante cláusula de revisão prevista neste Decreto;</w:t>
+      </w:r>
+    </w:p>
+    <w:p>
+      <w:pPr>
+        <w:ind w:left="709" w:hanging="283"/>
+        <w:spacing w:before="0" w:after="100" w:line="276" w:lineRule="auto"/>
+      </w:pPr>
+      <w:r>
+        <w:rPr>
+          <w:sz w:val="24"/>
+        </w:rPr>
+        <w:t>os precedentes municipais brasileiros em matéria de incentivo à inovação, notadamente o modelo de Florianópolis (LC 432/2012, Decreto 17.097/2017 e Portaria SMTTDE 5/2022), adequado à realidade de Joinville;</w:t>
+      </w:r>
+    </w:p>
+    <w:p>
+      <w:pPr>
+        <w:ind w:left="709" w:hanging="283"/>
+        <w:spacing w:before="0" w:after="100" w:line="276" w:lineRule="auto"/>
+      </w:pPr>
+      <w:r>
+        <w:rPr>
+          <w:sz w:val="24"/>
+        </w:rPr>
+        <w:t>a deliberação técnica do Conselho Municipal de Ciência, Tecnologia e Inovação (COMCITI), em parecer exarado na data de ___/___/2026, e a manifestação da Procuradoria-Geral do Município;</w:t>
+      </w:r>
+    </w:p>
+    <w:p>
+      <w:pPr>
+        <w:ind w:left="709" w:hanging="283"/>
+        <w:spacing w:before="0" w:after="100" w:line="276" w:lineRule="auto"/>
+      </w:pPr>
+      <w:r>
+        <w:rPr>
+          <w:sz w:val="24"/>
+        </w:rPr>
+        <w:t>a necessidade de estabelecer indicadores de impacto e rotina de monitoramento, em coerência com os princípios constitucionais da eficiência e da publicidade (art. 37, caput, da Constituição Federal);</w:t>
+      </w:r>
+    </w:p>
+    <w:p>
+      <w:pPr>
         <w:jc w:val="center"/>
         <w:spacing w:before="160" w:after="80"/>
       </w:pPr>
@@ -8275,6 +8443,138 @@
           <w:sz w:val="24"/>
         </w:rPr>
         <w:t>CONSIDERANDO</w:t>
+      </w:r>
+    </w:p>
+    <w:p>
+      <w:pPr>
+        <w:ind w:left="709" w:hanging="283"/>
+        <w:spacing w:before="0" w:after="100" w:line="276" w:lineRule="auto"/>
+      </w:pPr>
+      <w:r>
+        <w:rPr>
+          <w:sz w:val="24"/>
+        </w:rPr>
+        <w:t>o disposto no art. 218 da Constituição Federal, que atribui ao Estado o dever de promover e incentivar o desenvolvimento científico, a pesquisa, a capacitação científica e tecnológica e a inovação, e a competência municipal para legislar sobre assuntos de interesse local, nos termos do art. 30, incisos I e II, da Constituição Federal;</w:t>
+      </w:r>
+    </w:p>
+    <w:p>
+      <w:pPr>
+        <w:ind w:left="709" w:hanging="283"/>
+        <w:spacing w:before="0" w:after="100" w:line="276" w:lineRule="auto"/>
+      </w:pPr>
+      <w:r>
+        <w:rPr>
+          <w:sz w:val="24"/>
+        </w:rPr>
+        <w:t>a Lei Municipal nº 7.170, de 19 de dezembro de 2011, que dispõe sobre medidas de incentivo à inovação e à pesquisa científica e tecnológica no ambiente produtivo e social municipal, notadamente seus instrumentos de apoio a ambientes e ecossistemas de inovação;</w:t>
+      </w:r>
+    </w:p>
+    <w:p>
+      <w:pPr>
+        <w:ind w:left="709" w:hanging="283"/>
+        <w:spacing w:before="0" w:after="100" w:line="276" w:lineRule="auto"/>
+      </w:pPr>
+      <w:r>
+        <w:rPr>
+          <w:sz w:val="24"/>
+        </w:rPr>
+        <w:t>o Decreto Municipal nº ______, de ___ de ________ de 2026, que regulamenta o Programa Municipal de Incentivo à Inovação de Joinville (PII/Jlle), especialmente seus arts. 9º (vinculação obrigatória do Proponente a API credenciado), 14, inciso I (APIs como 1ª camada de governança — filtro e orientação), 17, §2º (vedação de participação dos APIs em avaliação de mérito, homologação e fiscalização financeira) e 17, §3º (delegação a Decreto específico dos requisitos de credenciamento, modelo de parceria e obrigações);</w:t>
+      </w:r>
+    </w:p>
+    <w:p>
+      <w:pPr>
+        <w:ind w:left="709" w:hanging="283"/>
+        <w:spacing w:before="0" w:after="100" w:line="276" w:lineRule="auto"/>
+      </w:pPr>
+      <w:r>
+        <w:rPr>
+          <w:sz w:val="24"/>
+        </w:rPr>
+        <w:t>a Lei Municipal nº 7.190, de 21 de março de 2012, atualmente regido pela Lei Municipal nº 9.538, de 15 de dezembro de 2023, que institui o Conselho Municipal de Ciência, Tecnologia e Inovação (COMCITI), órgão consultivo da política municipal de CT&amp;I, competente para manifestar-se sobre o credenciamento, a avaliação periódica e o descredenciamento dos APIs, conforme seu Regimento Interno;</w:t>
+      </w:r>
+    </w:p>
+    <w:p>
+      <w:pPr>
+        <w:ind w:left="709" w:hanging="283"/>
+        <w:spacing w:before="0" w:after="100" w:line="276" w:lineRule="auto"/>
+      </w:pPr>
+      <w:r>
+        <w:rPr>
+          <w:sz w:val="24"/>
+        </w:rPr>
+        <w:t>o Plano Estratégico de Desenvolvimento Econômico Municipal — PEDEM 2022, elaborado pelo SEBRAE/SC por meio do programa Cidade Empreendedora, em parceria com a Prefeitura Municipal de Joinville, que identificou 5 (cinco) eixos econômicos estratégicos para o desenvolvimento municipal — Cadeias Produtivas; Saúde e Bem-Estar; Turismo, Cultura, Economia Criativa e Colaborativa; Logística; e Inovação Tecnológica — os quais orientam a organização temática dos APIs;</w:t>
+      </w:r>
+    </w:p>
+    <w:p>
+      <w:pPr>
+        <w:ind w:left="709" w:hanging="283"/>
+        <w:spacing w:before="0" w:after="100" w:line="276" w:lineRule="auto"/>
+      </w:pPr>
+      <w:r>
+        <w:rPr>
+          <w:sz w:val="24"/>
+        </w:rPr>
+        <w:t>a necessidade de conferir operacionalidade à primeira camada da governança do Programa, com regras claras de credenciamento, continuidade, avaliação, substituição e descredenciamento das entidades gestoras dos APIs, preservando a estabilidade institucional da política pública e prevenindo descontinuidade operacional;</w:t>
+      </w:r>
+    </w:p>
+    <w:p>
+      <w:pPr>
+        <w:ind w:left="709" w:hanging="283"/>
+        <w:spacing w:before="0" w:after="100" w:line="276" w:lineRule="auto"/>
+      </w:pPr>
+      <w:r>
+        <w:rPr>
+          <w:sz w:val="24"/>
+        </w:rPr>
+        <w:t>a importância de assegurar a separação entre orientação e decisão ao longo de todo o fluxo do Programa, de modo que os APIs atuem como facilitadores da maturação técnica dos Proponentes, sem qualquer ingerência sobre as etapas de avaliação de mérito, de homologação e de fiscalização financeira, que competem à Comissão Técnica, ao Comitê Decisório e à Secretaria gestora, respectivamente;</w:t>
+      </w:r>
+    </w:p>
+    <w:p>
+      <w:pPr>
+        <w:ind w:left="709" w:hanging="283"/>
+        <w:spacing w:before="0" w:after="100" w:line="276" w:lineRule="auto"/>
+      </w:pPr>
+      <w:r>
+        <w:rPr>
+          <w:sz w:val="24"/>
+        </w:rPr>
+        <w:t>os precedentes municipais brasileiros em matéria de organização de Arranjos Promotores de Inovação, notadamente o modelo de Florianópolis — Lei Complementar nº 432, de 2012, Decreto nº 17.097, de 2017 e Portaria SMTTDE nº 5, de 2022 —, cujos elementos operacionais foram adaptados à realidade econômica, à base produtiva e ao arcabouço institucional de Joinville;</w:t>
+      </w:r>
+    </w:p>
+    <w:p>
+      <w:pPr>
+        <w:ind w:left="709" w:hanging="283"/>
+        <w:spacing w:before="0" w:after="100" w:line="276" w:lineRule="auto"/>
+      </w:pPr>
+      <w:r>
+        <w:rPr>
+          <w:sz w:val="24"/>
+        </w:rPr>
+        <w:t>a vocação econômica diversificada do Município de Joinville, que combina forte base industrial metalmecânica, plástica e de borracha; polo regional de saúde e ensino superior; patrimônio cultural e turístico relevante; infraestrutura logística multimodal; e ecossistema consolidado de tecnologia e serviços de informação — configuração que justifica a organização dos APIs por clusters setoriais em vez de arranjo único;</w:t>
+      </w:r>
+    </w:p>
+    <w:p>
+      <w:pPr>
+        <w:ind w:left="709" w:hanging="283"/>
+        <w:spacing w:before="0" w:after="100" w:line="276" w:lineRule="auto"/>
+      </w:pPr>
+      <w:r>
+        <w:rPr>
+          <w:sz w:val="24"/>
+        </w:rPr>
+        <w:t>a observância dos princípios constitucionais da legalidade, da impessoalidade, da moralidade, da publicidade e da eficiência, previstos no art. 37, caput, da Constituição Federal, aplicáveis a todos os atos relativos ao credenciamento, à atuação e ao descredenciamento dos APIs;</w:t>
+      </w:r>
+    </w:p>
+    <w:p>
+      <w:pPr>
+        <w:ind w:left="709" w:hanging="283"/>
+        <w:spacing w:before="0" w:after="100" w:line="276" w:lineRule="auto"/>
+      </w:pPr>
+      <w:r>
+        <w:rPr>
+          <w:sz w:val="24"/>
+        </w:rPr>
+        <w:t>a deliberação prévia do Conselho Municipal de Ciência, Tecnologia e Inovação (COMCITI), em parecer exarado na data de ___/___/2026, e a manifestação da Procuradoria-Geral do Município quanto à adequação jurídica desta regulamentação;</w:t>
       </w:r>
     </w:p>
     <w:p>

--- a/public/pdfs/decreto-unificado-rota-b.docx
+++ b/public/pdfs/decreto-unificado-rota-b.docx
@@ -4420,396 +4420,6 @@
           <w:sz w:val="24"/>
         </w:rPr>
         <w:t>MECANISMO DE ENTREGA DO RECURSO</w:t>
-      </w:r>
-    </w:p>
-    <w:p>
-      <w:pPr>
-        <w:jc w:val="center"/>
-        <w:spacing w:before="160" w:after="80"/>
-      </w:pPr>
-      <w:r>
-        <w:rPr>
-          <w:b/>
-          <w:sz w:val="24"/>
-        </w:rPr>
-        <w:t>Seção I-A — Disposições do Caminho A</w:t>
-      </w:r>
-    </w:p>
-    <w:p>
-      <w:pPr>
-        <w:ind w:firstLine="709"/>
-        <w:jc w:val="both"/>
-        <w:spacing w:before="0" w:after="120" w:line="276" w:lineRule="auto"/>
-      </w:pPr>
-      <w:r>
-        <w:rPr>
-          <w:sz w:val="24"/>
-        </w:rPr>
-        <w:t>Art. 33 No Caminho A, o Programa opera por meio de apoio financeiro direto da Prefeitura ao Proponente aprovado, na modalidade de subvenção econômica, com recursos alocados no Fundo Municipal de Inovação Tecnológica de Joinville (FIT/Jlle) e provenientes de dotação específica da Lei Orçamentária Anual.</w:t>
-      </w:r>
-    </w:p>
-    <w:p>
-      <w:pPr>
-        <w:ind w:firstLine="709"/>
-        <w:jc w:val="both"/>
-        <w:spacing w:before="0" w:after="120" w:line="276" w:lineRule="auto"/>
-      </w:pPr>
-      <w:r>
-        <w:rPr>
-          <w:sz w:val="24"/>
-        </w:rPr>
-        <w:t>§ 1º A natureza jurídica do apoio é de despesa pública corrente, nos termos da Lei nº 4.320, de 1964, e da Lei Complementar nº 101, de 2000 — não configurando renúncia de receita para os fins do art. 14 da Lei de Responsabilidade Fiscal.</w:t>
-      </w:r>
-    </w:p>
-    <w:p>
-      <w:pPr>
-        <w:ind w:firstLine="709"/>
-        <w:jc w:val="both"/>
-        <w:spacing w:before="0" w:after="120" w:line="276" w:lineRule="auto"/>
-      </w:pPr>
-      <w:r>
-        <w:rPr>
-          <w:sz w:val="24"/>
-        </w:rPr>
-        <w:t>§ 2º O apoio é concedido a fundo perdido, vedada sua caracterização como empréstimo, financiamento reembolsável ou qualquer modalidade que implique obrigação de devolução do principal pelo Proponente.</w:t>
-      </w:r>
-    </w:p>
-    <w:p>
-      <w:pPr>
-        <w:ind w:firstLine="709"/>
-        <w:jc w:val="both"/>
-        <w:spacing w:before="0" w:after="120" w:line="276" w:lineRule="auto"/>
-      </w:pPr>
-      <w:r>
-        <w:rPr>
-          <w:sz w:val="24"/>
-        </w:rPr>
-        <w:t>§ 3º O valor por Projeto observa o teto previsto no art. 32 (475 UPM).</w:t>
-      </w:r>
-    </w:p>
-    <w:p>
-      <w:pPr>
-        <w:jc w:val="center"/>
-        <w:spacing w:before="160" w:after="80"/>
-      </w:pPr>
-      <w:r>
-        <w:rPr>
-          <w:b/>
-          <w:sz w:val="24"/>
-        </w:rPr>
-        <w:t>Seção II-A — Do FIT/Jlle como fonte</w:t>
-      </w:r>
-    </w:p>
-    <w:p>
-      <w:pPr>
-        <w:ind w:firstLine="709"/>
-        <w:jc w:val="both"/>
-        <w:spacing w:before="0" w:after="120" w:line="276" w:lineRule="auto"/>
-      </w:pPr>
-      <w:r>
-        <w:rPr>
-          <w:sz w:val="24"/>
-        </w:rPr>
-        <w:t>Art. 34 O FIT/Jlle, ativado e regulamentado nos termos do art. 16 deste Decreto, é a fonte financeira exclusiva do Caminho A.</w:t>
-      </w:r>
-    </w:p>
-    <w:p>
-      <w:pPr>
-        <w:ind w:firstLine="709"/>
-        <w:jc w:val="both"/>
-        <w:spacing w:before="0" w:after="120" w:line="276" w:lineRule="auto"/>
-      </w:pPr>
-      <w:r>
-        <w:rPr>
-          <w:sz w:val="24"/>
-        </w:rPr>
-        <w:t>§ 1º A execução financeira do FIT segue as normas gerais de contabilidade pública aplicáveis e observa as rotinas internas da Secretaria Municipal da Fazenda e da Controladoria-Geral do Município.</w:t>
-      </w:r>
-    </w:p>
-    <w:p>
-      <w:pPr>
-        <w:ind w:firstLine="709"/>
-        <w:jc w:val="both"/>
-        <w:spacing w:before="0" w:after="120" w:line="276" w:lineRule="auto"/>
-      </w:pPr>
-      <w:r>
-        <w:rPr>
-          <w:sz w:val="24"/>
-        </w:rPr>
-        <w:t>§ 2º Os recursos são empenhados, liquidados e pagos em favor do Proponente mediante crédito na Conta Vinculada do Projeto (art. 36).</w:t>
-      </w:r>
-    </w:p>
-    <w:p>
-      <w:pPr>
-        <w:jc w:val="center"/>
-        <w:spacing w:before="160" w:after="80"/>
-      </w:pPr>
-      <w:r>
-        <w:rPr>
-          <w:b/>
-          <w:sz w:val="24"/>
-        </w:rPr>
-        <w:t>Seção III-A — Da Carta de Apoio</w:t>
-      </w:r>
-    </w:p>
-    <w:p>
-      <w:pPr>
-        <w:ind w:firstLine="709"/>
-        <w:jc w:val="both"/>
-        <w:spacing w:before="0" w:after="120" w:line="276" w:lineRule="auto"/>
-      </w:pPr>
-      <w:r>
-        <w:rPr>
-          <w:sz w:val="24"/>
-        </w:rPr>
-        <w:t>Art. 35 A Carta de Apoio é o ato formal emitido pela SDE em favor do Proponente selecionado, após homologação pelo Comitê Decisório, autorizando a contratação e o desembolso do apoio financeiro nos termos deste Decreto.</w:t>
-      </w:r>
-    </w:p>
-    <w:p>
-      <w:pPr>
-        <w:ind w:firstLine="709"/>
-        <w:jc w:val="both"/>
-        <w:spacing w:before="0" w:after="120" w:line="276" w:lineRule="auto"/>
-      </w:pPr>
-      <w:r>
-        <w:rPr>
-          <w:sz w:val="24"/>
-        </w:rPr>
-        <w:t>§ 1º A Carta de Apoio contém: identificação do Proponente, objeto e metas do Projeto, valor total do apoio, prazo de execução, referência ao número do ciclo e indicação da dotação orçamentária.</w:t>
-      </w:r>
-    </w:p>
-    <w:p>
-      <w:pPr>
-        <w:ind w:firstLine="709"/>
-        <w:jc w:val="both"/>
-        <w:spacing w:before="0" w:after="120" w:line="276" w:lineRule="auto"/>
-      </w:pPr>
-      <w:r>
-        <w:rPr>
-          <w:sz w:val="24"/>
-        </w:rPr>
-        <w:t>§ 2º A validade da Carta de Apoio é de 1 (um) ano, contado da data de sua emissão.</w:t>
-      </w:r>
-    </w:p>
-    <w:p>
-      <w:pPr>
-        <w:ind w:firstLine="709"/>
-        <w:jc w:val="both"/>
-        <w:spacing w:before="0" w:after="120" w:line="276" w:lineRule="auto"/>
-      </w:pPr>
-      <w:r>
-        <w:rPr>
-          <w:sz w:val="24"/>
-        </w:rPr>
-        <w:t>§ 3º Admite-se 1 (uma) prorrogação única de até 6 (seis) meses, mediante requerimento fundamentado do Proponente à SDE, apresentado antes do término da validade original.</w:t>
-      </w:r>
-    </w:p>
-    <w:p>
-      <w:pPr>
-        <w:ind w:firstLine="709"/>
-        <w:jc w:val="both"/>
-        <w:spacing w:before="0" w:after="120" w:line="276" w:lineRule="auto"/>
-      </w:pPr>
-      <w:r>
-        <w:rPr>
-          <w:sz w:val="24"/>
-        </w:rPr>
-        <w:t>§ 4º A não assinatura do Contrato de apoio financeiro dentro do prazo da Carta, sem prorrogação, implica a caducidade do direito e a convocação dos Projetos imediatamente classificados.</w:t>
-      </w:r>
-    </w:p>
-    <w:p>
-      <w:pPr>
-        <w:jc w:val="center"/>
-        <w:spacing w:before="160" w:after="80"/>
-      </w:pPr>
-      <w:r>
-        <w:rPr>
-          <w:b/>
-          <w:sz w:val="24"/>
-        </w:rPr>
-        <w:t>Seção IV-A — Da Conta Vinculada do Projeto</w:t>
-      </w:r>
-    </w:p>
-    <w:p>
-      <w:pPr>
-        <w:ind w:firstLine="709"/>
-        <w:jc w:val="both"/>
-        <w:spacing w:before="0" w:after="120" w:line="276" w:lineRule="auto"/>
-      </w:pPr>
-      <w:r>
-        <w:rPr>
-          <w:sz w:val="24"/>
-        </w:rPr>
-        <w:t>Art. 36 A execução financeira do apoio se dá por meio de Conta Vinculada do Projeto, aberta em nome do Proponente em instituição financeira oficial, exclusivamente destinada à movimentação dos recursos recebidos e ao pagamento das despesas do Projeto.</w:t>
-      </w:r>
-    </w:p>
-    <w:p>
-      <w:pPr>
-        <w:ind w:firstLine="709"/>
-        <w:jc w:val="both"/>
-        <w:spacing w:before="0" w:after="120" w:line="276" w:lineRule="auto"/>
-      </w:pPr>
-      <w:r>
-        <w:rPr>
-          <w:sz w:val="24"/>
-        </w:rPr>
-        <w:t>§ 1º Os pagamentos a partir da Conta Vinculada serão realizados exclusivamente por PIX, TED ou débito em conta — vedado o saque em espécie, salvo em hipóteses excepcionais previstas no Edital e com prévia autorização da SDE.</w:t>
-      </w:r>
-    </w:p>
-    <w:p>
-      <w:pPr>
-        <w:ind w:firstLine="709"/>
-        <w:jc w:val="both"/>
-        <w:spacing w:before="0" w:after="120" w:line="276" w:lineRule="auto"/>
-      </w:pPr>
-      <w:r>
-        <w:rPr>
-          <w:sz w:val="24"/>
-        </w:rPr>
-        <w:t>§ 2º Todas as despesas pagas com recursos da Conta Vinculada devem guardar nexo de causalidade com o objeto do Projeto, serem comprovadas por documento fiscal idôneo e estarem previstas no plano de trabalho aprovado.</w:t>
-      </w:r>
-    </w:p>
-    <w:p>
-      <w:pPr>
-        <w:ind w:firstLine="709"/>
-        <w:jc w:val="both"/>
-        <w:spacing w:before="0" w:after="120" w:line="276" w:lineRule="auto"/>
-      </w:pPr>
-      <w:r>
-        <w:rPr>
-          <w:sz w:val="24"/>
-        </w:rPr>
-        <w:t>§ 3º Dentro do objeto e do plano de trabalho aprovados, o Proponente tem autonomia para decidir sobre a aplicação dos recursos, sem necessidade de autorização prévia da SDE para cada despesa, respeitados os limites legais aplicáveis à utilização de recursos públicos.</w:t>
-      </w:r>
-    </w:p>
-    <w:p>
-      <w:pPr>
-        <w:ind w:firstLine="709"/>
-        <w:jc w:val="both"/>
-        <w:spacing w:before="0" w:after="120" w:line="276" w:lineRule="auto"/>
-      </w:pPr>
-      <w:r>
-        <w:rPr>
-          <w:sz w:val="24"/>
-        </w:rPr>
-        <w:t>§ 4º Os rendimentos financeiros eventualmente produzidos pela Conta Vinculada são de aplicação obrigatória no próprio Projeto, integrando o volume total de recursos disponíveis e sujeitando-se aos mesmos critérios de prestação de contas.</w:t>
-      </w:r>
-    </w:p>
-    <w:p>
-      <w:pPr>
-        <w:jc w:val="center"/>
-        <w:spacing w:before="160" w:after="80"/>
-      </w:pPr>
-      <w:r>
-        <w:rPr>
-          <w:b/>
-          <w:sz w:val="24"/>
-        </w:rPr>
-        <w:t>Seção V-A — Do pagamento à vista</w:t>
-      </w:r>
-    </w:p>
-    <w:p>
-      <w:pPr>
-        <w:ind w:firstLine="709"/>
-        <w:jc w:val="both"/>
-        <w:spacing w:before="0" w:after="120" w:line="276" w:lineRule="auto"/>
-      </w:pPr>
-      <w:r>
-        <w:rPr>
-          <w:sz w:val="24"/>
-        </w:rPr>
-        <w:t>Art. 37 O apoio financeiro do Caminho A é pago à vista, em parcela única correspondente a 100% (cem por cento) do valor aprovado, mediante crédito na Conta Vinculada do Projeto.</w:t>
-      </w:r>
-    </w:p>
-    <w:p>
-      <w:pPr>
-        <w:ind w:firstLine="709"/>
-        <w:jc w:val="both"/>
-        <w:spacing w:before="0" w:after="120" w:line="276" w:lineRule="auto"/>
-      </w:pPr>
-      <w:r>
-        <w:rPr>
-          <w:sz w:val="24"/>
-        </w:rPr>
-        <w:t>§ 1º O pagamento ocorre no prazo de até 30 (trinta) dias contados da assinatura do Contrato de apoio financeiro, observada a disponibilidade financeira do FIT/Jlle e os procedimentos de empenho, liquidação e pagamento.</w:t>
-      </w:r>
-    </w:p>
-    <w:p>
-      <w:pPr>
-        <w:ind w:firstLine="709"/>
-        <w:jc w:val="both"/>
-        <w:spacing w:before="0" w:after="120" w:line="276" w:lineRule="auto"/>
-      </w:pPr>
-      <w:r>
-        <w:rPr>
-          <w:sz w:val="24"/>
-        </w:rPr>
-        <w:t>§ 2º É vedado o pagamento parcelado por prazo (modalidades do tipo 40%/40%/20%, 50%/50% ou similares) ou a retenção de parcela condicionada ao término do Projeto.</w:t>
-      </w:r>
-    </w:p>
-    <w:p>
-      <w:pPr>
-        <w:ind w:firstLine="709"/>
-        <w:jc w:val="both"/>
-        <w:spacing w:before="0" w:after="120" w:line="276" w:lineRule="auto"/>
-      </w:pPr>
-      <w:r>
-        <w:rPr>
-          <w:sz w:val="24"/>
-        </w:rPr>
-        <w:t>§ 3º O controle público sobre a correta aplicação dos recursos é exercido pelos demais mecanismos do Programa — Conta Vinculada (art. 36), prestação de contas parcial e final (Capítulo VI), auditoria da CGM (art. 21) e regime de sanções (Capítulo VII) — dispensada qualquer forma de retenção financeira como mecanismo de controle.</w:t>
-      </w:r>
-    </w:p>
-    <w:p>
-      <w:pPr>
-        <w:jc w:val="center"/>
-        <w:spacing w:before="160" w:after="80"/>
-      </w:pPr>
-      <w:r>
-        <w:rPr>
-          <w:b/>
-          <w:sz w:val="24"/>
-        </w:rPr>
-        <w:t>Seção VI-A — Do saldo não executado</w:t>
-      </w:r>
-    </w:p>
-    <w:p>
-      <w:pPr>
-        <w:ind w:firstLine="709"/>
-        <w:jc w:val="both"/>
-        <w:spacing w:before="0" w:after="120" w:line="276" w:lineRule="auto"/>
-      </w:pPr>
-      <w:r>
-        <w:rPr>
-          <w:sz w:val="24"/>
-        </w:rPr>
-        <w:t>Art. 38 Ao final da execução do Projeto, o saldo remanescente na Conta Vinculada — entendido como a diferença entre o valor recebido (acrescido dos rendimentos financeiros) e o total efetivamente executado — é devolvido ao FIT/Jlle pelo seu valor nominal, sem correção monetária ou juros.</w:t>
-      </w:r>
-    </w:p>
-    <w:p>
-      <w:pPr>
-        <w:ind w:firstLine="709"/>
-        <w:jc w:val="both"/>
-        <w:spacing w:before="0" w:after="120" w:line="276" w:lineRule="auto"/>
-      </w:pPr>
-      <w:r>
-        <w:rPr>
-          <w:sz w:val="24"/>
-        </w:rPr>
-        <w:t>§ 1º A devolução ocorre no prazo de até 30 (trinta) dias contados da aprovação da prestação de contas final pela SDE, mediante recolhimento à conta do FIT indicada no ato.</w:t>
-      </w:r>
-    </w:p>
-    <w:p>
-      <w:pPr>
-        <w:ind w:firstLine="709"/>
-        <w:jc w:val="both"/>
-        <w:spacing w:before="0" w:after="120" w:line="276" w:lineRule="auto"/>
-      </w:pPr>
-      <w:r>
-        <w:rPr>
-          <w:sz w:val="24"/>
-        </w:rPr>
-        <w:t>§ 2º A ausência de devolução no prazo do §1º sujeita o Proponente ao regime de sanções do Capítulo VII, hipótese em que o valor devido passará a ser corrigido nos termos das normas aplicáveis à dívida ativa municipal.</w:t>
       </w:r>
     </w:p>
     <w:p>
